--- a/courseware/LG-Certified Lean Six Sigma Yellow Belt (CLSSYB).docx
+++ b/courseware/LG-Certified Lean Six Sigma Yellow Belt (CLSSYB).docx
@@ -483,7 +483,7 @@
               <w:rPr>
                 <w:sz w:val="19"/>
               </w:rPr>
-              <w:t>20 July 2026</w:t>
+              <w:t>23 September 2026</w:t>
             </w:r>
           </w:p>
         </w:tc>
@@ -541,7 +541,7 @@
               <w:rPr>
                 <w:sz w:val="19"/>
               </w:rPr>
-              <w:t>20 July 2026</w:t>
+              <w:t>23 September 2026</w:t>
             </w:r>
           </w:p>
         </w:tc>
@@ -599,7 +599,7 @@
               <w:rPr>
                 <w:sz w:val="19"/>
               </w:rPr>
-              <w:t>20 July 2026</w:t>
+              <w:t>23 September 2026</w:t>
             </w:r>
           </w:p>
         </w:tc>
@@ -690,6 +690,64 @@
           </w:p>
         </w:tc>
       </w:tr>
+      <w:tr>
+        <w:tc>
+          <w:tcPr>
+            <w:tcW w:type="dxa" w:w="2160"/>
+          </w:tcPr>
+          <w:p>
+            <w:r/>
+            <w:r>
+              <w:rPr>
+                <w:sz w:val="19"/>
+              </w:rPr>
+              <w:t>9</w:t>
+            </w:r>
+          </w:p>
+        </w:tc>
+        <w:tc>
+          <w:tcPr>
+            <w:tcW w:type="dxa" w:w="2160"/>
+          </w:tcPr>
+          <w:p>
+            <w:r/>
+            <w:r>
+              <w:rPr>
+                <w:sz w:val="19"/>
+              </w:rPr>
+              <w:t>23 September 2026</w:t>
+            </w:r>
+          </w:p>
+        </w:tc>
+        <w:tc>
+          <w:tcPr>
+            <w:tcW w:type="dxa" w:w="2160"/>
+          </w:tcPr>
+          <w:p>
+            <w:r/>
+            <w:r>
+              <w:rPr>
+                <w:sz w:val="19"/>
+              </w:rPr>
+              <w:t>Labs reissued as ACTIVITY PACKS in the Tertiary Infotech house format: one folder per activity named "NN - Title", each holding a Facilitator Guide, a Learner Worksheet and a Checklist (DOCX + PDF) alongside its own mock data (data/*.csv) and blank worksheets (templates/*.csv). The previous labs/ Markdown layout is superseded and archived.</w:t>
+            </w:r>
+          </w:p>
+        </w:tc>
+        <w:tc>
+          <w:tcPr>
+            <w:tcW w:type="dxa" w:w="2160"/>
+          </w:tcPr>
+          <w:p>
+            <w:r/>
+            <w:r>
+              <w:rPr>
+                <w:sz w:val="19"/>
+              </w:rPr>
+              <w:t>Dr. Alfred Ang</w:t>
+            </w:r>
+          </w:p>
+        </w:tc>
+      </w:tr>
     </w:tbl>
     <w:p>
       <w:r>
@@ -757,25 +815,6 @@
           <w:color w:val="333333"/>
           <w:sz w:val="22"/>
         </w:rPr>
-        <w:t>Skills Framework Alignment</w:t>
-        <w:tab/>
-        <w:t>5</w:t>
-      </w:r>
-    </w:p>
-    <w:p>
-      <w:pPr>
-        <w:tabs>
-          <w:tab w:pos="9072" w:val="right" w:leader="dot"/>
-        </w:tabs>
-        <w:spacing w:after="60"/>
-      </w:pPr>
-      <w:r>
-        <w:rPr>
-          <w:rFonts w:ascii="Arial" w:hAnsi="Arial"/>
-          <w:b/>
-          <w:color w:val="333333"/>
-          <w:sz w:val="22"/>
-        </w:rPr>
         <w:t>Before You Start</w:t>
         <w:tab/>
         <w:t>6</w:t>
@@ -815,9 +854,9 @@
           <w:color w:val="333333"/>
           <w:sz w:val="21"/>
         </w:rPr>
-        <w:t>Lab 1 — Yellow Belt Role, Certification Paths, and Improvement Scenario  [Core]</w:t>
+        <w:t>Activity 1 — Yellow Belt Role, Certification Paths, and Improvement Scenario  [Core]</w:t>
         <w:tab/>
-        <w:t>7</w:t>
+        <w:t>8</w:t>
       </w:r>
     </w:p>
     <w:p>
@@ -836,7 +875,7 @@
         </w:rPr>
         <w:t>DEFINE — Define — Scope the Problem  (25%)</w:t>
         <w:tab/>
-        <w:t>8</w:t>
+        <w:t>9</w:t>
       </w:r>
     </w:p>
     <w:p>
@@ -854,9 +893,9 @@
           <w:color w:val="333333"/>
           <w:sz w:val="21"/>
         </w:rPr>
-        <w:t>Lab 2 — Lean, Six Sigma, Waste, Voice of Customer, and Value  [Core]</w:t>
+        <w:t>Activity 2 — Lean, Six Sigma, Waste, Voice of Customer, and Value  [Core]</w:t>
         <w:tab/>
-        <w:t>8</w:t>
+        <w:t>9</w:t>
       </w:r>
     </w:p>
     <w:p>
@@ -874,9 +913,9 @@
           <w:color w:val="333333"/>
           <w:sz w:val="21"/>
         </w:rPr>
-        <w:t>Lab 3 — SIPOC, Process Mapping, Handoffs, and SME Support  [Core]</w:t>
+        <w:t>Activity 3 — SIPOC, Process Mapping, Handoffs, and SME Support  [Core]</w:t>
         <w:tab/>
-        <w:t>9</w:t>
+        <w:t>10</w:t>
       </w:r>
     </w:p>
     <w:p>
@@ -894,9 +933,9 @@
           <w:color w:val="333333"/>
           <w:sz w:val="21"/>
         </w:rPr>
-        <w:t>Lab 4 — PDCA Small Improvement Project Charter  [Elective]</w:t>
+        <w:t>Activity 4 — PDCA Small Improvement Project Charter  [Elective]</w:t>
         <w:tab/>
-        <w:t>10</w:t>
+        <w:t>11</w:t>
       </w:r>
     </w:p>
     <w:p>
@@ -914,9 +953,9 @@
           <w:color w:val="333333"/>
           <w:sz w:val="21"/>
         </w:rPr>
-        <w:t>Lab 5 — DMAIC Overview, Problem Statement, Scope, and Stakeholders  [Core]</w:t>
+        <w:t>Activity 5 — DMAIC Overview, Problem Statement, Scope, and Stakeholders  [Core]</w:t>
         <w:tab/>
-        <w:t>10</w:t>
+        <w:t>12</w:t>
       </w:r>
     </w:p>
     <w:p>
@@ -934,9 +973,9 @@
           <w:color w:val="333333"/>
           <w:sz w:val="21"/>
         </w:rPr>
-        <w:t>Lab 11 — Affinity Diagram and Kano Analysis  [Elective]</w:t>
+        <w:t>Activity 11 — Affinity Diagram and Kano Analysis  [Elective]</w:t>
         <w:tab/>
-        <w:t>11</w:t>
+        <w:t>13</w:t>
       </w:r>
     </w:p>
     <w:p>
@@ -955,7 +994,7 @@
         </w:rPr>
         <w:t>MEASURE — Measure — Quantify Performance  (25%)</w:t>
         <w:tab/>
-        <w:t>12</w:t>
+        <w:t>14</w:t>
       </w:r>
     </w:p>
     <w:p>
@@ -973,9 +1012,9 @@
           <w:color w:val="333333"/>
           <w:sz w:val="21"/>
         </w:rPr>
-        <w:t>Lab 6 — Data Collection, KPIs, Check Sheets, and Basic Metrics  [Core]</w:t>
+        <w:t>Activity 6 — Data Collection, KPIs, Check Sheets, and Basic Metrics  [Core]</w:t>
         <w:tab/>
-        <w:t>12</w:t>
+        <w:t>14</w:t>
       </w:r>
     </w:p>
     <w:p>
@@ -993,9 +1032,9 @@
           <w:color w:val="333333"/>
           <w:sz w:val="21"/>
         </w:rPr>
-        <w:t>Lab 12 — Value Stream Map and Takt Time  [Elective]</w:t>
+        <w:t>Activity 12 — Value Stream Map and Takt Time  [Elective]</w:t>
         <w:tab/>
-        <w:t>13</w:t>
+        <w:t>15</w:t>
       </w:r>
     </w:p>
     <w:p>
@@ -1014,7 +1053,7 @@
         </w:rPr>
         <w:t>ANALYZE — Analyze — Find the Root Cause  (20%)</w:t>
         <w:tab/>
-        <w:t>14</w:t>
+        <w:t>16</w:t>
       </w:r>
     </w:p>
     <w:p>
@@ -1032,9 +1071,9 @@
           <w:color w:val="333333"/>
           <w:sz w:val="21"/>
         </w:rPr>
-        <w:t>Lab 7 — Pareto, Run Charts, Variation, Yield, DPU, and DPMO  [Core]</w:t>
+        <w:t>Activity 7 — Pareto, Run Charts, Variation, Yield, DPU, and DPMO  [Core]</w:t>
         <w:tab/>
-        <w:t>14</w:t>
+        <w:t>16</w:t>
       </w:r>
     </w:p>
     <w:p>
@@ -1052,9 +1091,9 @@
           <w:color w:val="333333"/>
           <w:sz w:val="21"/>
         </w:rPr>
-        <w:t>Lab 8 — Root Cause Analysis with 5 Whys, Fishbone, and Evidence  [Core]</w:t>
+        <w:t>Activity 8 — Root Cause Analysis with 5 Whys, Fishbone, and Evidence  [Core]</w:t>
         <w:tab/>
-        <w:t>15</w:t>
+        <w:t>18</w:t>
       </w:r>
     </w:p>
     <w:p>
@@ -1073,7 +1112,7 @@
         </w:rPr>
         <w:t>IMPROVE — Improve — Fix the Cause  (10%)</w:t>
         <w:tab/>
-        <w:t>16</w:t>
+        <w:t>19</w:t>
       </w:r>
     </w:p>
     <w:p>
@@ -1091,9 +1130,9 @@
           <w:color w:val="333333"/>
           <w:sz w:val="21"/>
         </w:rPr>
-        <w:t>Lab 9 — Countermeasures, 5S, Mistake Proofing, Standard Work, and Kaizen  [Core]</w:t>
+        <w:t>Activity 9 — Countermeasures, 5S, Mistake Proofing, Standard Work, and Kaizen  [Core]</w:t>
         <w:tab/>
-        <w:t>16</w:t>
+        <w:t>19</w:t>
       </w:r>
     </w:p>
     <w:p>
@@ -1111,9 +1150,9 @@
           <w:color w:val="333333"/>
           <w:sz w:val="21"/>
         </w:rPr>
-        <w:t>Lab 13 — Solution Selection Matrix, Benchmarking, and FMEA  [Elective]</w:t>
+        <w:t>Activity 13 — Solution Selection Matrix, Benchmarking, and FMEA  [Elective]</w:t>
         <w:tab/>
-        <w:t>17</w:t>
+        <w:t>20</w:t>
       </w:r>
     </w:p>
     <w:p>
@@ -1132,7 +1171,7 @@
         </w:rPr>
         <w:t>CONTROL — Control — Hold the Gain  (5%)</w:t>
         <w:tab/>
-        <w:t>17</w:t>
+        <w:t>21</w:t>
       </w:r>
     </w:p>
     <w:p>
@@ -1150,9 +1189,9 @@
           <w:color w:val="333333"/>
           <w:sz w:val="21"/>
         </w:rPr>
-        <w:t>Lab 10 — Control Plan, A3 Summary, Handover, and Certification Readiness  [Core]</w:t>
+        <w:t>Activity 10 — Control Plan, A3 Summary, Handover, and Certification Readiness  [Core]</w:t>
         <w:tab/>
-        <w:t>18</w:t>
+        <w:t>21</w:t>
       </w:r>
     </w:p>
     <w:p>
@@ -1170,9 +1209,9 @@
           <w:color w:val="333333"/>
           <w:sz w:val="21"/>
         </w:rPr>
-        <w:t>Lab 14 — Descriptive Statistics and Implementation Planning  [Elective]</w:t>
+        <w:t>Activity 14 — Descriptive Statistics and Implementation Planning  [Elective]</w:t>
         <w:tab/>
-        <w:t>18</w:t>
+        <w:t>22</w:t>
       </w:r>
     </w:p>
     <w:p>
@@ -1191,7 +1230,7 @@
         </w:rPr>
         <w:t>Quick Reference — Formulas You Should Know</w:t>
         <w:tab/>
-        <w:t>19</w:t>
+        <w:t>23</w:t>
       </w:r>
     </w:p>
     <w:p>
@@ -1210,7 +1249,7 @@
         </w:rPr>
         <w:t>Quick Reference — The Eight Wastes (DOWNTIME)</w:t>
         <w:tab/>
-        <w:t>20</w:t>
+        <w:t>24</w:t>
       </w:r>
     </w:p>
     <w:p>
@@ -1229,7 +1268,7 @@
         </w:rPr>
         <w:t>Consolidating What You Learned</w:t>
         <w:tab/>
-        <w:t>20</w:t>
+        <w:t>24</w:t>
       </w:r>
     </w:p>
     <w:p>
@@ -1248,7 +1287,7 @@
         </w:rPr>
         <w:t>Glossary</w:t>
         <w:tab/>
-        <w:t>20</w:t>
+        <w:t>25</w:t>
       </w:r>
     </w:p>
     <w:p>
@@ -1266,7 +1305,7 @@
     </w:p>
     <w:p>
       <w:r>
-        <w:t>This Learner Guide accompanies the course Certified Lean Six Sigma Yellow Belt (CLSSYB) (C524), conducted by Tertiary Infotech Academy Pte Ltd. It follows the DMAIC roadmap end to end — Define, Measure, Analyze, Improve, Control — and provides step-by-step instructions for every hands-on lab. Core labs are assessed; elective labs are provided as additional practice and are run when time allows.</w:t>
+        <w:t>This Learner Guide accompanies the course Certified Lean Six Sigma Yellow Belt (CLSSYB) (C524), conducted by Tertiary Infotech Academy Pte Ltd. It follows the DMAIC roadmap end to end — Define, Measure, Analyze, Improve, Control — and provides step-by-step instructions for every hands-on activity. Core activities are assessed; elective activities are provided as additional practice and are run when time allows.</w:t>
       </w:r>
     </w:p>
     <w:p>
@@ -1276,7 +1315,7 @@
     </w:p>
     <w:p>
       <w:r>
-        <w:t>Every lab uses one continuous scenario — the Contoso Service Desk, where IT tickets take too long to be assigned and employees must chase for status. By the end of the course your lab outputs form a complete improvement package: role definition, VOC/CTQ, process maps, data collection plan, analysis, root cause, countermeasures and a control plan.</w:t>
+        <w:t>Every activity uses one continuous scenario — the Contoso Service Desk, where IT tickets take too long to be assigned and employees must chase for status. By the end of the course your lab outputs form a complete improvement package: role definition, VOC/CTQ, process maps, data collection plan, analysis, root cause, countermeasures and a control plan.</w:t>
       </w:r>
     </w:p>
     <w:p>
@@ -1332,35 +1371,7 @@
         <w:pStyle w:val="ListBullet"/>
       </w:pPr>
       <w:r>
-        <w:t>LO6: Recommend improvement and control actions to sustain gains, and prepare for certification.</w:t>
-      </w:r>
-    </w:p>
-    <w:p>
-      <w:pPr>
-        <w:pStyle w:val="Heading1"/>
-      </w:pPr>
-      <w:r>
-        <w:t>Skills Framework Alignment</w:t>
-      </w:r>
-    </w:p>
-    <w:p>
-      <w:r>
-        <w:rPr>
-          <w:b/>
-          <w:color w:val="1F6FEB"/>
-          <w:sz w:val="22"/>
-        </w:rPr>
-        <w:t>Abilities</w:t>
-      </w:r>
-    </w:p>
-    <w:p>
-      <w:r>
-        <w:rPr>
-          <w:b/>
-          <w:color w:val="1F6FEB"/>
-          <w:sz w:val="22"/>
-        </w:rPr>
-        <w:t>Knowledge</w:t>
+        <w:t>LO6: Recommend improvement and control actions to sustain gains, and continue your Lean Six Sigma development.</w:t>
       </w:r>
     </w:p>
     <w:p>
@@ -1475,7 +1486,7 @@
           <w:color w:val="1F6FEB"/>
           <w:sz w:val="22"/>
         </w:rPr>
-        <w:t>Core and elective labs</w:t>
+        <w:t>Core and elective activities</w:t>
       </w:r>
     </w:p>
     <w:p>
@@ -1483,7 +1494,7 @@
         <w:pStyle w:val="ListBullet"/>
       </w:pPr>
       <w:r>
-        <w:t>Core labs are completed by everyone and map directly to the DMAIC phases.</w:t>
+        <w:t>Core activities are completed by everyone and map directly to the DMAIC phases.</w:t>
       </w:r>
     </w:p>
     <w:p>
@@ -1509,7 +1520,69 @@
           <w:color w:val="1F6FEB"/>
           <w:sz w:val="22"/>
         </w:rPr>
-        <w:t>Conventions used in every lab</w:t>
+        <w:t>The Contoso Service Desk data set</w:t>
+      </w:r>
+    </w:p>
+    <w:p>
+      <w:r>
+        <w:t>Every activity works from one real-shaped data set: two weeks of service desk activity — 400 tickets, of which 96 contained at least one defect, with 120 defects recorded across 6 defect opportunities per ticket. Mean assignment time is 55 minutes (median 46) against a 30-minute improvement goal.</w:t>
+      </w:r>
+    </w:p>
+    <w:p>
+      <w:pPr>
+        <w:pStyle w:val="ListBullet"/>
+      </w:pPr>
+      <w:r>
+        <w:t>Yield 76% · DPU 0.30 · DPO 0.0500 · DPMO 50,000 · sigma level ~3.1.</w:t>
+      </w:r>
+    </w:p>
+    <w:p>
+      <w:pPr>
+        <w:pStyle w:val="ListBullet"/>
+      </w:pPr>
+      <w:r>
+        <w:t>Pareto vital few: Delayed assignment (40%) and Missing information (25%) — 65% of all defects.</w:t>
+      </w:r>
+    </w:p>
+    <w:p>
+      <w:pPr>
+        <w:pStyle w:val="ListBullet"/>
+      </w:pPr>
+      <w:r>
+        <w:t>The run chart hides a genuine special cause: performance shifts from day 7, when the ITSM platform was migrated.</w:t>
+      </w:r>
+    </w:p>
+    <w:p>
+      <w:pPr>
+        <w:pStyle w:val="ListBullet"/>
+      </w:pPr>
+      <w:r>
+        <w:t>Each lab folder carries its own data/ (mock data to analyse) and templates/ (worksheets to complete).</w:t>
+      </w:r>
+    </w:p>
+    <w:p>
+      <w:r>
+        <w:rPr>
+          <w:b/>
+          <w:color w:val="1F6FEB"/>
+          <w:sz w:val="22"/>
+        </w:rPr>
+        <w:t>Where to find each activity's files</w:t>
+      </w:r>
+    </w:p>
+    <w:p>
+      <w:r>
+        <w:t>Each activity is a self-contained folder under activities/ — activities/NN - &lt;Name&gt;/ — holding a Facilitator Guide, a Learner Worksheet and a Checklist (each as DOCX and PDF), plus data/ (the CSV mock data) and templates/ (the blank CSV worksheets you fill in). Open the CSV files in Excel, Google Sheets or LibreOffice Calc, and always work on a copy.</w:t>
+      </w:r>
+    </w:p>
+    <w:p>
+      <w:r>
+        <w:rPr>
+          <w:b/>
+          <w:color w:val="1F6FEB"/>
+          <w:sz w:val="22"/>
+        </w:rPr>
+        <w:t>Conventions used in every activity</w:t>
       </w:r>
     </w:p>
     <w:p>
@@ -1620,7 +1693,7 @@
         <w:pStyle w:val="Heading2"/>
       </w:pPr>
       <w:r>
-        <w:t>Lab 1 — Yellow Belt Role, Certification Paths, and Improvement Scenario  [Core]</w:t>
+        <w:t>Activity 1 — Yellow Belt Role, Certification Paths, and Improvement Scenario  [Core]</w:t>
       </w:r>
     </w:p>
     <w:p>
@@ -1705,6 +1778,53 @@
           <w:color w:val="1F6FEB"/>
           <w:sz w:val="22"/>
         </w:rPr>
+        <w:t>Data and worksheets for this activity</w:t>
+      </w:r>
+    </w:p>
+    <w:p>
+      <w:pPr>
+        <w:pStyle w:val="ListBullet"/>
+      </w:pPr>
+      <w:r>
+        <w:t>data/service-desk-tickets.csv — 400 rows of mock data (ticket_id, date, ticket_type, channel, assigned_queue, agent, assignment_time_min, met_30min_goal, defect_count, defect_categories, reopened)</w:t>
+      </w:r>
+    </w:p>
+    <w:p>
+      <w:pPr>
+        <w:pStyle w:val="ListBullet"/>
+      </w:pPr>
+      <w:r>
+        <w:t>templates/belt-pathway-comparison.csv — worksheet to complete (belt, typical_role, training_days, leads_or_supports, typical_project_scope)</w:t>
+      </w:r>
+    </w:p>
+    <w:p>
+      <w:pPr>
+        <w:pStyle w:val="ListBullet"/>
+      </w:pPr>
+      <w:r>
+        <w:t>templates/project-selection-criteria.csv — worksheet to complete (criterion, does_the_scenario_meet_it, evidence)</w:t>
+      </w:r>
+    </w:p>
+    <w:p>
+      <w:pPr>
+        <w:pStyle w:val="ListBullet"/>
+      </w:pPr>
+      <w:r>
+        <w:t>templates/yellow-belt-responsibilities.csv — worksheet to complete (responsibility, your_contribution, belt_that_leads_it)</w:t>
+      </w:r>
+    </w:p>
+    <w:p>
+      <w:r>
+        <w:t>The scenario brief and the two weeks of ticket data are in data/.</w:t>
+      </w:r>
+    </w:p>
+    <w:p>
+      <w:r>
+        <w:rPr>
+          <w:b/>
+          <w:color w:val="1F6FEB"/>
+          <w:sz w:val="22"/>
+        </w:rPr>
         <w:t>Check your work</w:t>
       </w:r>
     </w:p>
@@ -1725,7 +1845,7 @@
         <w:rPr>
           <w:sz w:val="20"/>
         </w:rPr>
-        <w:t>The full worksheet for this lab is in labs/lab-01-*.md.</w:t>
+        <w:t>The Learner Worksheet, Checklist, mock data and blank templates for this activity are in activities/01 - Yellow Belt Role, Certification Paths, and Improvement Scenario/.</w:t>
       </w:r>
     </w:p>
     <w:p/>
@@ -1805,7 +1925,7 @@
         <w:pStyle w:val="Heading2"/>
       </w:pPr>
       <w:r>
-        <w:t>Lab 2 — Lean, Six Sigma, Waste, Voice of Customer, and Value  [Core]</w:t>
+        <w:t>Activity 2 — Lean, Six Sigma, Waste, Voice of Customer, and Value  [Core]</w:t>
       </w:r>
     </w:p>
     <w:p>
@@ -1898,6 +2018,53 @@
           <w:color w:val="1F6FEB"/>
           <w:sz w:val="22"/>
         </w:rPr>
+        <w:t>Data and worksheets for this activity</w:t>
+      </w:r>
+    </w:p>
+    <w:p>
+      <w:pPr>
+        <w:pStyle w:val="ListBullet"/>
+      </w:pPr>
+      <w:r>
+        <w:t>data/voice-of-customer.csv — 10 rows of mock data (id, customer_statement, source, date)</w:t>
+      </w:r>
+    </w:p>
+    <w:p>
+      <w:pPr>
+        <w:pStyle w:val="ListBullet"/>
+      </w:pPr>
+      <w:r>
+        <w:t>data/waste-walk-observations.csv — 10 rows of mock data (obs_id, observation, process_step, time_lost_min, waste_type)</w:t>
+      </w:r>
+    </w:p>
+    <w:p>
+      <w:pPr>
+        <w:pStyle w:val="ListBullet"/>
+      </w:pPr>
+      <w:r>
+        <w:t>templates/value-added-analysis.csv — worksheet to complete (step_no, activity, VA_BVA_NVA, justification)</w:t>
+      </w:r>
+    </w:p>
+    <w:p>
+      <w:pPr>
+        <w:pStyle w:val="ListBullet"/>
+      </w:pPr>
+      <w:r>
+        <w:t>templates/voc-to-ctq.csv — worksheet to complete (voc_id, customer_statement, need, ctq_requirement, measure, target)</w:t>
+      </w:r>
+    </w:p>
+    <w:p>
+      <w:r>
+        <w:t>Tag every waste-walk observation with one of the eight DOWNTIME waste types.</w:t>
+      </w:r>
+    </w:p>
+    <w:p>
+      <w:r>
+        <w:rPr>
+          <w:b/>
+          <w:color w:val="1F6FEB"/>
+          <w:sz w:val="22"/>
+        </w:rPr>
         <w:t>Check your work</w:t>
       </w:r>
     </w:p>
@@ -1918,7 +2085,7 @@
         <w:rPr>
           <w:sz w:val="20"/>
         </w:rPr>
-        <w:t>The full worksheet for this lab is in labs/lab-02-*.md.</w:t>
+        <w:t>The Learner Worksheet, Checklist, mock data and blank templates for this activity are in activities/02 - Lean, Six Sigma, Waste, Voice of Customer, and Value/.</w:t>
       </w:r>
     </w:p>
     <w:p/>
@@ -1927,7 +2094,7 @@
         <w:pStyle w:val="Heading2"/>
       </w:pPr>
       <w:r>
-        <w:t>Lab 3 — SIPOC, Process Mapping, Handoffs, and SME Support  [Core]</w:t>
+        <w:t>Activity 3 — SIPOC, Process Mapping, Handoffs, and SME Support  [Core]</w:t>
       </w:r>
     </w:p>
     <w:p>
@@ -2030,6 +2197,45 @@
           <w:color w:val="1F6FEB"/>
           <w:sz w:val="22"/>
         </w:rPr>
+        <w:t>Data and worksheets for this activity</w:t>
+      </w:r>
+    </w:p>
+    <w:p>
+      <w:pPr>
+        <w:pStyle w:val="ListBullet"/>
+      </w:pPr>
+      <w:r>
+        <w:t>data/process-steps.csv — 7 rows of mock data (step_no, activity, actor, system, process_time_min, wait_time_min, handoff_to)</w:t>
+      </w:r>
+    </w:p>
+    <w:p>
+      <w:pPr>
+        <w:pStyle w:val="ListBullet"/>
+      </w:pPr>
+      <w:r>
+        <w:t>templates/handoff-register.csv — worksheet to complete (handoff_no, from_actor, to_actor, trigger, owner_both_sides, pain_point)</w:t>
+      </w:r>
+    </w:p>
+    <w:p>
+      <w:pPr>
+        <w:pStyle w:val="ListBullet"/>
+      </w:pPr>
+      <w:r>
+        <w:t>templates/sipoc.csv — worksheet to complete (suppliers, inputs, process_step, outputs, customers)</w:t>
+      </w:r>
+    </w:p>
+    <w:p>
+      <w:r>
+        <w:t>data/process-steps.csv holds the as-is step, actor, system and timing data.</w:t>
+      </w:r>
+    </w:p>
+    <w:p>
+      <w:r>
+        <w:rPr>
+          <w:b/>
+          <w:color w:val="1F6FEB"/>
+          <w:sz w:val="22"/>
+        </w:rPr>
         <w:t>Check your work</w:t>
       </w:r>
     </w:p>
@@ -2050,7 +2256,7 @@
         <w:rPr>
           <w:sz w:val="20"/>
         </w:rPr>
-        <w:t>The full worksheet for this lab is in labs/lab-03-*.md.</w:t>
+        <w:t>The Learner Worksheet, Checklist, mock data and blank templates for this activity are in activities/03 - SIPOC, Process Mapping, Handoffs, and SME Support/.</w:t>
       </w:r>
     </w:p>
     <w:p/>
@@ -2059,7 +2265,7 @@
         <w:pStyle w:val="Heading2"/>
       </w:pPr>
       <w:r>
-        <w:t>Lab 4 — PDCA Small Improvement Project Charter  [Elective]</w:t>
+        <w:t>Activity 4 — PDCA Small Improvement Project Charter  [Elective]</w:t>
       </w:r>
     </w:p>
     <w:p>
@@ -2152,6 +2358,29 @@
           <w:color w:val="1F6FEB"/>
           <w:sz w:val="22"/>
         </w:rPr>
+        <w:t>Data and worksheets for this activity</w:t>
+      </w:r>
+    </w:p>
+    <w:p>
+      <w:pPr>
+        <w:pStyle w:val="ListBullet"/>
+      </w:pPr>
+      <w:r>
+        <w:t>templates/pdca-charter.csv — worksheet to complete (section, content)</w:t>
+      </w:r>
+    </w:p>
+    <w:p>
+      <w:r>
+        <w:t>Baseline figures for the goal statement come from data/daily-summary.csv.</w:t>
+      </w:r>
+    </w:p>
+    <w:p>
+      <w:r>
+        <w:rPr>
+          <w:b/>
+          <w:color w:val="1F6FEB"/>
+          <w:sz w:val="22"/>
+        </w:rPr>
         <w:t>Check your work</w:t>
       </w:r>
     </w:p>
@@ -2172,7 +2401,7 @@
         <w:rPr>
           <w:sz w:val="20"/>
         </w:rPr>
-        <w:t>The full worksheet for this lab is in labs/lab-04-*.md.</w:t>
+        <w:t>The Learner Worksheet, Checklist, mock data and blank templates for this activity are in activities/04 - PDCA Small Improvement Project Charter/.</w:t>
       </w:r>
     </w:p>
     <w:p/>
@@ -2181,7 +2410,7 @@
         <w:pStyle w:val="Heading2"/>
       </w:pPr>
       <w:r>
-        <w:t>Lab 5 — DMAIC Overview, Problem Statement, Scope, and Stakeholders  [Core]</w:t>
+        <w:t>Activity 5 — DMAIC Overview, Problem Statement, Scope, and Stakeholders  [Core]</w:t>
       </w:r>
     </w:p>
     <w:p>
@@ -2256,7 +2485,7 @@
         <w:pStyle w:val="ListNumber"/>
       </w:pPr>
       <w:r>
-        <w:t>Link the problem back to the CTQ requirements captured in Lab 2.</w:t>
+        <w:t>Link the problem back to the CTQ requirements captured in Activity 2.</w:t>
       </w:r>
     </w:p>
     <w:p>
@@ -2265,6 +2494,32 @@
       </w:pPr>
       <w:r>
         <w:t>Confirm which DMAIC phases a Yellow Belt can support most strongly.</w:t>
+      </w:r>
+    </w:p>
+    <w:p>
+      <w:r>
+        <w:rPr>
+          <w:b/>
+          <w:color w:val="1F6FEB"/>
+          <w:sz w:val="22"/>
+        </w:rPr>
+        <w:t>Data and worksheets for this activity</w:t>
+      </w:r>
+    </w:p>
+    <w:p>
+      <w:pPr>
+        <w:pStyle w:val="ListBullet"/>
+      </w:pPr>
+      <w:r>
+        <w:t>templates/dmaic-phase-table.csv — worksheet to complete (phase, purpose, key_deliverable, yellow_belt_support_role)</w:t>
+      </w:r>
+    </w:p>
+    <w:p>
+      <w:pPr>
+        <w:pStyle w:val="ListBullet"/>
+      </w:pPr>
+      <w:r>
+        <w:t>templates/stakeholder-map.csv — worksheet to complete (stakeholder, interest, influence_H_M_L, interest_H_M_L, engagement_approach)</w:t>
       </w:r>
     </w:p>
     <w:p>
@@ -2294,7 +2549,7 @@
         <w:rPr>
           <w:sz w:val="20"/>
         </w:rPr>
-        <w:t>The full worksheet for this lab is in labs/lab-05-*.md.</w:t>
+        <w:t>The Learner Worksheet, Checklist, mock data and blank templates for this activity are in activities/05 - DMAIC Overview, Problem Statement, Scope, and Stakeholders/.</w:t>
       </w:r>
     </w:p>
     <w:p/>
@@ -2303,7 +2558,7 @@
         <w:pStyle w:val="Heading2"/>
       </w:pPr>
       <w:r>
-        <w:t>Lab 11 — Affinity Diagram and Kano Analysis  [Elective]</w:t>
+        <w:t>Activity 11 — Affinity Diagram and Kano Analysis  [Elective]</w:t>
       </w:r>
     </w:p>
     <w:p>
@@ -2380,6 +2635,40 @@
           <w:color w:val="1F6FEB"/>
           <w:sz w:val="22"/>
         </w:rPr>
+        <w:t>Data and worksheets for this activity</w:t>
+      </w:r>
+    </w:p>
+    <w:p>
+      <w:pPr>
+        <w:pStyle w:val="ListBullet"/>
+      </w:pPr>
+      <w:r>
+        <w:t>data/voice-of-customer.csv — 10 rows of mock data (id, customer_statement, source, date)</w:t>
+      </w:r>
+    </w:p>
+    <w:p>
+      <w:pPr>
+        <w:pStyle w:val="ListBullet"/>
+      </w:pPr>
+      <w:r>
+        <w:t>templates/affinity-groups.csv — worksheet to complete (voc_id, statement, affinity_group)</w:t>
+      </w:r>
+    </w:p>
+    <w:p>
+      <w:pPr>
+        <w:pStyle w:val="ListBullet"/>
+      </w:pPr>
+      <w:r>
+        <w:t>templates/kano-classification.csv — worksheet to complete (requirement, kano_class_MustBe_OneDim_Delighter, why, invest_first)</w:t>
+      </w:r>
+    </w:p>
+    <w:p>
+      <w:r>
+        <w:rPr>
+          <w:b/>
+          <w:color w:val="1F6FEB"/>
+          <w:sz w:val="22"/>
+        </w:rPr>
         <w:t>Check your work</w:t>
       </w:r>
     </w:p>
@@ -2400,7 +2689,7 @@
         <w:rPr>
           <w:sz w:val="20"/>
         </w:rPr>
-        <w:t>The full worksheet for this lab is in labs/lab-11-*.md.</w:t>
+        <w:t>The Learner Worksheet, Checklist, mock data and blank templates for this activity are in activities/11 - Affinity Diagram and Kano Analysis/.</w:t>
       </w:r>
     </w:p>
     <w:p/>
@@ -2480,7 +2769,7 @@
         <w:pStyle w:val="Heading2"/>
       </w:pPr>
       <w:r>
-        <w:t>Lab 6 — Data Collection, KPIs, Check Sheets, and Basic Metrics  [Core]</w:t>
+        <w:t>Activity 6 — Data Collection, KPIs, Check Sheets, and Basic Metrics  [Core]</w:t>
       </w:r>
     </w:p>
     <w:p>
@@ -2573,6 +2862,53 @@
           <w:color w:val="1F6FEB"/>
           <w:sz w:val="22"/>
         </w:rPr>
+        <w:t>Data and worksheets for this activity</w:t>
+      </w:r>
+    </w:p>
+    <w:p>
+      <w:pPr>
+        <w:pStyle w:val="ListBullet"/>
+      </w:pPr>
+      <w:r>
+        <w:t>data/daily-summary.csv — 10 rows of mock data (date, tickets, mean_assignment_min, median_assignment_min, defects, missed_30min_goal)</w:t>
+      </w:r>
+    </w:p>
+    <w:p>
+      <w:pPr>
+        <w:pStyle w:val="ListBullet"/>
+      </w:pPr>
+      <w:r>
+        <w:t>data/service-desk-tickets.csv — 400 rows of mock data (ticket_id, date, ticket_type, channel, assigned_queue, agent, assignment_time_min, met_30min_goal, defect_count, defect_categories, reopened)</w:t>
+      </w:r>
+    </w:p>
+    <w:p>
+      <w:pPr>
+        <w:pStyle w:val="ListBullet"/>
+      </w:pPr>
+      <w:r>
+        <w:t>templates/check-sheet.csv — worksheet to complete (date, ticket_id, ticket_type, assignment_time_min, defect_category, rework_required, notes)</w:t>
+      </w:r>
+    </w:p>
+    <w:p>
+      <w:pPr>
+        <w:pStyle w:val="ListBullet"/>
+      </w:pPr>
+      <w:r>
+        <w:t>templates/data-collection-plan.csv — worksheet to complete (kpi, operational_definition, data_type, data_source, frequency, who_collects, bias_risk)</w:t>
+      </w:r>
+    </w:p>
+    <w:p>
+      <w:r>
+        <w:t>data/service-desk-tickets.csv is the full two-week extract (400 tickets).</w:t>
+      </w:r>
+    </w:p>
+    <w:p>
+      <w:r>
+        <w:rPr>
+          <w:b/>
+          <w:color w:val="1F6FEB"/>
+          <w:sz w:val="22"/>
+        </w:rPr>
         <w:t>Check your work</w:t>
       </w:r>
     </w:p>
@@ -2593,7 +2929,7 @@
         <w:rPr>
           <w:sz w:val="20"/>
         </w:rPr>
-        <w:t>The full worksheet for this lab is in labs/lab-06-*.md.</w:t>
+        <w:t>The Learner Worksheet, Checklist, mock data and blank templates for this activity are in activities/06 - Data Collection, KPIs, Check Sheets, and Basic Metrics/.</w:t>
       </w:r>
     </w:p>
     <w:p/>
@@ -2602,7 +2938,7 @@
         <w:pStyle w:val="Heading2"/>
       </w:pPr>
       <w:r>
-        <w:t>Lab 12 — Value Stream Map and Takt Time  [Elective]</w:t>
+        <w:t>Activity 12 — Value Stream Map and Takt Time  [Elective]</w:t>
       </w:r>
     </w:p>
     <w:p>
@@ -2645,7 +2981,7 @@
         <w:pStyle w:val="ListNumber"/>
       </w:pPr>
       <w:r>
-        <w:t>Map the value stream: each step with its process time and the wait time between steps. Start from your Lab 3 process map.</w:t>
+        <w:t>Map the value stream: each step with its process time and the wait time between steps. Start from your Activity 3 process map.</w:t>
       </w:r>
     </w:p>
     <w:p>
@@ -2689,6 +3025,40 @@
           <w:color w:val="1F6FEB"/>
           <w:sz w:val="22"/>
         </w:rPr>
+        <w:t>Data and worksheets for this activity</w:t>
+      </w:r>
+    </w:p>
+    <w:p>
+      <w:pPr>
+        <w:pStyle w:val="ListBullet"/>
+      </w:pPr>
+      <w:r>
+        <w:t>data/process-steps.csv — 7 rows of mock data (step_no, activity, actor, system, process_time_min, wait_time_min, handoff_to)</w:t>
+      </w:r>
+    </w:p>
+    <w:p>
+      <w:pPr>
+        <w:pStyle w:val="ListBullet"/>
+      </w:pPr>
+      <w:r>
+        <w:t>templates/takt-time.csv — worksheet to complete (input, value)</w:t>
+      </w:r>
+    </w:p>
+    <w:p>
+      <w:pPr>
+        <w:pStyle w:val="ListBullet"/>
+      </w:pPr>
+      <w:r>
+        <w:t>templates/value-stream-map.csv — worksheet to complete (step_no, activity, process_time_min, wait_time_min, VA_or_NVA)</w:t>
+      </w:r>
+    </w:p>
+    <w:p>
+      <w:r>
+        <w:rPr>
+          <w:b/>
+          <w:color w:val="1F6FEB"/>
+          <w:sz w:val="22"/>
+        </w:rPr>
         <w:t>Check your work</w:t>
       </w:r>
     </w:p>
@@ -2709,7 +3079,7 @@
         <w:rPr>
           <w:sz w:val="20"/>
         </w:rPr>
-        <w:t>The full worksheet for this lab is in labs/lab-12-*.md.</w:t>
+        <w:t>The Learner Worksheet, Checklist, mock data and blank templates for this activity are in activities/12 - Value Stream Map and Takt Time/.</w:t>
       </w:r>
     </w:p>
     <w:p/>
@@ -2789,7 +3159,7 @@
         <w:pStyle w:val="Heading2"/>
       </w:pPr>
       <w:r>
-        <w:t>Lab 7 — Pareto, Run Charts, Variation, Yield, DPU, and DPMO  [Core]</w:t>
+        <w:t>Activity 7 — Pareto, Run Charts, Variation, Yield, DPU, and DPMO  [Core]</w:t>
       </w:r>
     </w:p>
     <w:p>
@@ -2918,6 +3288,69 @@
           <w:color w:val="1F6FEB"/>
           <w:sz w:val="22"/>
         </w:rPr>
+        <w:t>Data and worksheets for this activity</w:t>
+      </w:r>
+    </w:p>
+    <w:p>
+      <w:pPr>
+        <w:pStyle w:val="ListBullet"/>
+      </w:pPr>
+      <w:r>
+        <w:t>data/assignment-times.csv — 400 rows of mock data (date, ticket_id, assignment_time_min)</w:t>
+      </w:r>
+    </w:p>
+    <w:p>
+      <w:pPr>
+        <w:pStyle w:val="ListBullet"/>
+      </w:pPr>
+      <w:r>
+        <w:t>data/daily-summary.csv — 10 rows of mock data (date, tickets, mean_assignment_min, median_assignment_min, defects, missed_30min_goal)</w:t>
+      </w:r>
+    </w:p>
+    <w:p>
+      <w:pPr>
+        <w:pStyle w:val="ListBullet"/>
+      </w:pPr>
+      <w:r>
+        <w:t>data/defect-counts.csv — 6 rows of mock data (defect_category, count)</w:t>
+      </w:r>
+    </w:p>
+    <w:p>
+      <w:pPr>
+        <w:pStyle w:val="ListBullet"/>
+      </w:pPr>
+      <w:r>
+        <w:t>data/service-desk-tickets.csv — 400 rows of mock data (ticket_id, date, ticket_type, channel, assigned_queue, agent, assignment_time_min, met_30min_goal, defect_count, defect_categories, reopened)</w:t>
+      </w:r>
+    </w:p>
+    <w:p>
+      <w:pPr>
+        <w:pStyle w:val="ListBullet"/>
+      </w:pPr>
+      <w:r>
+        <w:t>templates/pareto-table.csv — worksheet to complete (defect_category, count, percent, cumulative_percent)</w:t>
+      </w:r>
+    </w:p>
+    <w:p>
+      <w:pPr>
+        <w:pStyle w:val="ListBullet"/>
+      </w:pPr>
+      <w:r>
+        <w:t>templates/process-metrics.csv — worksheet to complete (metric, formula, your_calculation)</w:t>
+      </w:r>
+    </w:p>
+    <w:p>
+      <w:r>
+        <w:t>Upload data/assignment-times.csv to NovaSPC for the run chart. Worked answers are in solution/pareto-table-answers.csv and solution/process-metrics-answers.csv — attempt the lab before opening them.</w:t>
+      </w:r>
+    </w:p>
+    <w:p>
+      <w:r>
+        <w:rPr>
+          <w:b/>
+          <w:color w:val="1F6FEB"/>
+          <w:sz w:val="22"/>
+        </w:rPr>
         <w:t>Check your work</w:t>
       </w:r>
     </w:p>
@@ -2938,7 +3371,7 @@
         <w:rPr>
           <w:sz w:val="20"/>
         </w:rPr>
-        <w:t>The full worksheet for this lab is in labs/lab-07-*.md.</w:t>
+        <w:t>The Learner Worksheet, Checklist, mock data and blank templates for this activity are in activities/07 - Pareto, Run Charts, Variation, Yield, DPU, and DPMO/.</w:t>
       </w:r>
     </w:p>
     <w:p/>
@@ -2947,7 +3380,7 @@
         <w:pStyle w:val="Heading2"/>
       </w:pPr>
       <w:r>
-        <w:t>Lab 8 — Root Cause Analysis with 5 Whys, Fishbone, and Evidence  [Core]</w:t>
+        <w:t>Activity 8 — Root Cause Analysis with 5 Whys, Fishbone, and Evidence  [Core]</w:t>
       </w:r>
     </w:p>
     <w:p>
@@ -3050,7 +3483,7 @@
         <w:pStyle w:val="ListNumber"/>
       </w:pPr>
       <w:r>
-        <w:t>Test each shortlisted cause against your Lab 7 data — does the evidence support it?</w:t>
+        <w:t>Test each shortlisted cause against your Activity 7 data — does the evidence support it?</w:t>
       </w:r>
     </w:p>
     <w:p>
@@ -3059,6 +3492,69 @@
       </w:pPr>
       <w:r>
         <w:t>State why the team must not jump straight to solutions.</w:t>
+      </w:r>
+    </w:p>
+    <w:p>
+      <w:r>
+        <w:rPr>
+          <w:b/>
+          <w:color w:val="1F6FEB"/>
+          <w:sz w:val="22"/>
+        </w:rPr>
+        <w:t>Data and worksheets for this activity</w:t>
+      </w:r>
+    </w:p>
+    <w:p>
+      <w:pPr>
+        <w:pStyle w:val="ListBullet"/>
+      </w:pPr>
+      <w:r>
+        <w:t>data/daily-summary.csv — 10 rows of mock data (date, tickets, mean_assignment_min, median_assignment_min, defects, missed_30min_goal)</w:t>
+      </w:r>
+    </w:p>
+    <w:p>
+      <w:pPr>
+        <w:pStyle w:val="ListBullet"/>
+      </w:pPr>
+      <w:r>
+        <w:t>data/defect-counts.csv — 6 rows of mock data (defect_category, count)</w:t>
+      </w:r>
+    </w:p>
+    <w:p>
+      <w:pPr>
+        <w:pStyle w:val="ListBullet"/>
+      </w:pPr>
+      <w:r>
+        <w:t>data/root-cause-evidence.csv — 8 rows of mock data (evidence_id, observation, source, supports_cause)</w:t>
+      </w:r>
+    </w:p>
+    <w:p>
+      <w:pPr>
+        <w:pStyle w:val="ListBullet"/>
+      </w:pPr>
+      <w:r>
+        <w:t>templates/cause-evidence-test.csv — worksheet to complete (candidate_cause, evidence_that_supports_it, evidence_that_contradicts_it, verdict)</w:t>
+      </w:r>
+    </w:p>
+    <w:p>
+      <w:pPr>
+        <w:pStyle w:val="ListBullet"/>
+      </w:pPr>
+      <w:r>
+        <w:t>templates/fishbone-causes.csv — worksheet to complete (category, possible_cause, supported_by_evidence)</w:t>
+      </w:r>
+    </w:p>
+    <w:p>
+      <w:pPr>
+        <w:pStyle w:val="ListBullet"/>
+      </w:pPr>
+      <w:r>
+        <w:t>templates/five-whys.csv — worksheet to complete (why_level, question, answer, evidence_needed, evidence_found)</w:t>
+      </w:r>
+    </w:p>
+    <w:p>
+      <w:r>
+        <w:t>Test every candidate cause against the Activity 7 data before shortlisting it.</w:t>
       </w:r>
     </w:p>
     <w:p>
@@ -3088,7 +3584,7 @@
         <w:rPr>
           <w:sz w:val="20"/>
         </w:rPr>
-        <w:t>The full worksheet for this lab is in labs/lab-08-*.md.</w:t>
+        <w:t>The Learner Worksheet, Checklist, mock data and blank templates for this activity are in activities/08 - Root Cause Analysis with 5 Whys, Fishbone, and Evidence/.</w:t>
       </w:r>
     </w:p>
     <w:p/>
@@ -3168,7 +3664,7 @@
         <w:pStyle w:val="Heading2"/>
       </w:pPr>
       <w:r>
-        <w:t>Lab 9 — Countermeasures, 5S, Mistake Proofing, Standard Work, and Kaizen  [Core]</w:t>
+        <w:t>Activity 9 — Countermeasures, 5S, Mistake Proofing, Standard Work, and Kaizen  [Core]</w:t>
       </w:r>
     </w:p>
     <w:p>
@@ -3269,6 +3765,32 @@
           <w:color w:val="1F6FEB"/>
           <w:sz w:val="22"/>
         </w:rPr>
+        <w:t>Data and worksheets for this activity</w:t>
+      </w:r>
+    </w:p>
+    <w:p>
+      <w:pPr>
+        <w:pStyle w:val="ListBullet"/>
+      </w:pPr>
+      <w:r>
+        <w:t>templates/5s-plan.csv — worksheet to complete (S, what_it_means_here, action, owner)</w:t>
+      </w:r>
+    </w:p>
+    <w:p>
+      <w:pPr>
+        <w:pStyle w:val="ListBullet"/>
+      </w:pPr>
+      <w:r>
+        <w:t>templates/countermeasures.csv — worksheet to complete (root_cause, countermeasure, type_5S_pokayoke_standardwork, impact_H_M_L, effort_H_M_L, expected_effect)</w:t>
+      </w:r>
+    </w:p>
+    <w:p>
+      <w:r>
+        <w:rPr>
+          <w:b/>
+          <w:color w:val="1F6FEB"/>
+          <w:sz w:val="22"/>
+        </w:rPr>
         <w:t>Check your work</w:t>
       </w:r>
     </w:p>
@@ -3289,7 +3811,7 @@
         <w:rPr>
           <w:sz w:val="20"/>
         </w:rPr>
-        <w:t>The full worksheet for this lab is in labs/lab-09-*.md.</w:t>
+        <w:t>The Learner Worksheet, Checklist, mock data and blank templates for this activity are in activities/09 - Countermeasures, 5S, Mistake Proofing, Standard Work, and Kaizen/.</w:t>
       </w:r>
     </w:p>
     <w:p/>
@@ -3298,7 +3820,7 @@
         <w:pStyle w:val="Heading2"/>
       </w:pPr>
       <w:r>
-        <w:t>Lab 13 — Solution Selection Matrix, Benchmarking, and FMEA  [Elective]</w:t>
+        <w:t>Activity 13 — Solution Selection Matrix, Benchmarking, and FMEA  [Elective]</w:t>
       </w:r>
     </w:p>
     <w:p>
@@ -3383,6 +3905,40 @@
           <w:color w:val="1F6FEB"/>
           <w:sz w:val="22"/>
         </w:rPr>
+        <w:t>Data and worksheets for this activity</w:t>
+      </w:r>
+    </w:p>
+    <w:p>
+      <w:pPr>
+        <w:pStyle w:val="ListBullet"/>
+      </w:pPr>
+      <w:r>
+        <w:t>data/candidate-solutions.csv — 5 rows of mock data (solution_id, candidate_solution, est_cost, est_effort_days)</w:t>
+      </w:r>
+    </w:p>
+    <w:p>
+      <w:pPr>
+        <w:pStyle w:val="ListBullet"/>
+      </w:pPr>
+      <w:r>
+        <w:t>templates/fmea.csv — worksheet to complete (process_step, failure_mode, effect, cause, severity_1_10, occurrence_1_10, detection_1_10, RPN, action)</w:t>
+      </w:r>
+    </w:p>
+    <w:p>
+      <w:pPr>
+        <w:pStyle w:val="ListBullet"/>
+      </w:pPr>
+      <w:r>
+        <w:t>templates/solution-selection-matrix.csv — worksheet to complete (solution, impact_w5, cost_w3, ease_w2, weighted_score, rank)</w:t>
+      </w:r>
+    </w:p>
+    <w:p>
+      <w:r>
+        <w:rPr>
+          <w:b/>
+          <w:color w:val="1F6FEB"/>
+          <w:sz w:val="22"/>
+        </w:rPr>
         <w:t>Check your work</w:t>
       </w:r>
     </w:p>
@@ -3403,7 +3959,7 @@
         <w:rPr>
           <w:sz w:val="20"/>
         </w:rPr>
-        <w:t>The full worksheet for this lab is in labs/lab-13-*.md.</w:t>
+        <w:t>The Learner Worksheet, Checklist, mock data and blank templates for this activity are in activities/13 - Solution Selection Matrix, Benchmarking, and FMEA/.</w:t>
       </w:r>
     </w:p>
     <w:p/>
@@ -3475,7 +4031,7 @@
         <w:pStyle w:val="Heading2"/>
       </w:pPr>
       <w:r>
-        <w:t>Lab 10 — Control Plan, A3 Summary, Handover, and Certification Readiness  [Core]</w:t>
+        <w:t>Activity 10 — Control Plan, A3 Summary, Handover, and Certification Readiness  [Core]</w:t>
       </w:r>
     </w:p>
     <w:p>
@@ -3568,6 +4124,53 @@
           <w:color w:val="1F6FEB"/>
           <w:sz w:val="22"/>
         </w:rPr>
+        <w:t>Data and worksheets for this activity</w:t>
+      </w:r>
+    </w:p>
+    <w:p>
+      <w:pPr>
+        <w:pStyle w:val="ListBullet"/>
+      </w:pPr>
+      <w:r>
+        <w:t>data/assignment-times.csv — 400 rows of mock data (date, ticket_id, assignment_time_min)</w:t>
+      </w:r>
+    </w:p>
+    <w:p>
+      <w:pPr>
+        <w:pStyle w:val="ListBullet"/>
+      </w:pPr>
+      <w:r>
+        <w:t>templates/a3-summary.csv — worksheet to complete (a3_section, content)</w:t>
+      </w:r>
+    </w:p>
+    <w:p>
+      <w:pPr>
+        <w:pStyle w:val="ListBullet"/>
+      </w:pPr>
+      <w:r>
+        <w:t>templates/control-plan.csv — worksheet to complete (process_step, metric, target, owner, check_frequency, response_plan)</w:t>
+      </w:r>
+    </w:p>
+    <w:p>
+      <w:pPr>
+        <w:pStyle w:val="ListBullet"/>
+      </w:pPr>
+      <w:r>
+        <w:t>templates/handover-checklist.csv — worksheet to complete (handover_item, accepted_by, date, notes)</w:t>
+      </w:r>
+    </w:p>
+    <w:p>
+      <w:r>
+        <w:t>Re-plot data/assignment-times.csv in NovaSPC to show the post-improvement position.</w:t>
+      </w:r>
+    </w:p>
+    <w:p>
+      <w:r>
+        <w:rPr>
+          <w:b/>
+          <w:color w:val="1F6FEB"/>
+          <w:sz w:val="22"/>
+        </w:rPr>
         <w:t>Check your work</w:t>
       </w:r>
     </w:p>
@@ -3588,7 +4191,7 @@
         <w:rPr>
           <w:sz w:val="20"/>
         </w:rPr>
-        <w:t>The full worksheet for this lab is in labs/lab-10-*.md.</w:t>
+        <w:t>The Learner Worksheet, Checklist, mock data and blank templates for this activity are in activities/10 - Control Plan, A3 Summary, Handover, and Certification Readiness/.</w:t>
       </w:r>
     </w:p>
     <w:p/>
@@ -3597,7 +4200,7 @@
         <w:pStyle w:val="Heading2"/>
       </w:pPr>
       <w:r>
-        <w:t>Lab 14 — Descriptive Statistics and Implementation Planning  [Elective]</w:t>
+        <w:t>Activity 14 — Descriptive Statistics and Implementation Planning  [Elective]</w:t>
       </w:r>
     </w:p>
     <w:p>
@@ -3674,6 +4277,61 @@
           <w:color w:val="1F6FEB"/>
           <w:sz w:val="22"/>
         </w:rPr>
+        <w:t>Data and worksheets for this activity</w:t>
+      </w:r>
+    </w:p>
+    <w:p>
+      <w:pPr>
+        <w:pStyle w:val="ListBullet"/>
+      </w:pPr>
+      <w:r>
+        <w:t>data/assignment-times.csv — 400 rows of mock data (date, ticket_id, assignment_time_min)</w:t>
+      </w:r>
+    </w:p>
+    <w:p>
+      <w:pPr>
+        <w:pStyle w:val="ListBullet"/>
+      </w:pPr>
+      <w:r>
+        <w:t>data/daily-summary.csv — 10 rows of mock data (date, tickets, mean_assignment_min, median_assignment_min, defects, missed_30min_goal)</w:t>
+      </w:r>
+    </w:p>
+    <w:p>
+      <w:pPr>
+        <w:pStyle w:val="ListBullet"/>
+      </w:pPr>
+      <w:r>
+        <w:t>data/service-desk-tickets.csv — 400 rows of mock data (ticket_id, date, ticket_type, channel, assigned_queue, agent, assignment_time_min, met_30min_goal, defect_count, defect_categories, reopened)</w:t>
+      </w:r>
+    </w:p>
+    <w:p>
+      <w:pPr>
+        <w:pStyle w:val="ListBullet"/>
+      </w:pPr>
+      <w:r>
+        <w:t>templates/descriptive-statistics.csv — worksheet to complete (statistic, formula_or_function, your_value)</w:t>
+      </w:r>
+    </w:p>
+    <w:p>
+      <w:pPr>
+        <w:pStyle w:val="ListBullet"/>
+      </w:pPr>
+      <w:r>
+        <w:t>templates/implementation-plan.csv — worksheet to complete (action, owner, start_date, due_date, barrier, mitigation)</w:t>
+      </w:r>
+    </w:p>
+    <w:p>
+      <w:r>
+        <w:t>data/assignment-times.csv is the raw column for the statistics.</w:t>
+      </w:r>
+    </w:p>
+    <w:p>
+      <w:r>
+        <w:rPr>
+          <w:b/>
+          <w:color w:val="1F6FEB"/>
+          <w:sz w:val="22"/>
+        </w:rPr>
         <w:t>Check your work</w:t>
       </w:r>
     </w:p>
@@ -3694,7 +4352,7 @@
         <w:rPr>
           <w:sz w:val="20"/>
         </w:rPr>
-        <w:t>The full worksheet for this lab is in labs/lab-14-*.md.</w:t>
+        <w:t>The Learner Worksheet, Checklist, mock data and blank templates for this activity are in activities/14 - Descriptive Statistics and Implementation Planning/.</w:t>
       </w:r>
     </w:p>
     <w:p/>
@@ -3923,7 +4581,7 @@
         <w:pStyle w:val="ListBullet"/>
       </w:pPr>
       <w:r>
-        <w:t>Keep these slides, this Learner Guide and your lab outputs — they are your working reference.</w:t>
+        <w:t>Keep these slides, this Learner Guide and your activity outputs — they are your working reference.</w:t>
       </w:r>
     </w:p>
     <w:p>
@@ -3931,7 +4589,7 @@
         <w:pStyle w:val="ListBullet"/>
       </w:pPr>
       <w:r>
-        <w:t>Re-read your own lab outputs; they follow the same Contoso Service Desk scenario end to end.</w:t>
+        <w:t>Re-read your own activity outputs; they follow the same Contoso Service Desk scenario end to end.</w:t>
       </w:r>
     </w:p>
     <w:p>
@@ -3979,7 +4637,7 @@
         <w:pStyle w:val="ListBullet"/>
       </w:pPr>
       <w:r>
-        <w:t>Re-work the labs from memory — being able to produce the tools unaided is the best preparation.</w:t>
+        <w:t>Re-work the activities from memory — being able to produce the tools unaided is the best practice.</w:t>
       </w:r>
     </w:p>
     <w:p>

--- a/courseware/LG-Certified Lean Six Sigma Yellow Belt (CLSSYB).docx
+++ b/courseware/LG-Certified Lean Six Sigma Yellow Belt (CLSSYB).docx
@@ -817,7 +817,7 @@
         </w:rPr>
         <w:t>Before You Start</w:t>
         <w:tab/>
-        <w:t>6</w:t>
+        <w:t>5</w:t>
       </w:r>
     </w:p>
     <w:p>
@@ -856,7 +856,7 @@
         </w:rPr>
         <w:t>Activity 1 — Yellow Belt Role, Certification Paths, and Improvement Scenario  [Core]</w:t>
         <w:tab/>
-        <w:t>8</w:t>
+        <w:t>7</w:t>
       </w:r>
     </w:p>
     <w:p>
@@ -875,7 +875,7 @@
         </w:rPr>
         <w:t>DEFINE — Define — Scope the Problem  (25%)</w:t>
         <w:tab/>
-        <w:t>9</w:t>
+        <w:t>8</w:t>
       </w:r>
     </w:p>
     <w:p>
@@ -975,7 +975,7 @@
         </w:rPr>
         <w:t>Activity 11 — Affinity Diagram and Kano Analysis  [Elective]</w:t>
         <w:tab/>
-        <w:t>13</w:t>
+        <w:t>12</w:t>
       </w:r>
     </w:p>
     <w:p>
@@ -994,7 +994,7 @@
         </w:rPr>
         <w:t>MEASURE — Measure — Quantify Performance  (25%)</w:t>
         <w:tab/>
-        <w:t>14</w:t>
+        <w:t>13</w:t>
       </w:r>
     </w:p>
     <w:p>
@@ -1093,7 +1093,7 @@
         </w:rPr>
         <w:t>Activity 8 — Root Cause Analysis with 5 Whys, Fishbone, and Evidence  [Core]</w:t>
         <w:tab/>
-        <w:t>18</w:t>
+        <w:t>17</w:t>
       </w:r>
     </w:p>
     <w:p>
@@ -1112,7 +1112,7 @@
         </w:rPr>
         <w:t>IMPROVE — Improve — Fix the Cause  (10%)</w:t>
         <w:tab/>
-        <w:t>19</w:t>
+        <w:t>18</w:t>
       </w:r>
     </w:p>
     <w:p>
@@ -1249,7 +1249,7 @@
         </w:rPr>
         <w:t>Quick Reference — The Eight Wastes (DOWNTIME)</w:t>
         <w:tab/>
-        <w:t>24</w:t>
+        <w:t>23</w:t>
       </w:r>
     </w:p>
     <w:p>
@@ -1287,7 +1287,7 @@
         </w:rPr>
         <w:t>Glossary</w:t>
         <w:tab/>
-        <w:t>25</w:t>
+        <w:t>24</w:t>
       </w:r>
     </w:p>
     <w:p>
@@ -1305,7 +1305,7 @@
     </w:p>
     <w:p>
       <w:r>
-        <w:t>This Learner Guide accompanies the course Certified Lean Six Sigma Yellow Belt (CLSSYB) (C524), conducted by Tertiary Infotech Academy Pte Ltd. It follows the DMAIC roadmap end to end — Define, Measure, Analyze, Improve, Control — and provides step-by-step instructions for every hands-on activity. Core activities are assessed; elective activities are provided as additional practice and are run when time allows.</w:t>
+        <w:t>This Learner Guide accompanies the course Certified Lean Six Sigma Yellow Belt (CLSSYB) (C524), conducted by Tertiary Infotech Academy Pte Ltd. It follows the DMAIC roadmap end to end — Define, Measure, Analyze, Improve, Control — and provides step-by-step instructions for every hands-on activity. Core activities are completed by everyone; elective activities are provided as additional practice and are run when time allows.</w:t>
       </w:r>
     </w:p>
     <w:p>
@@ -1315,7 +1315,7 @@
     </w:p>
     <w:p>
       <w:r>
-        <w:t>Every activity uses one continuous scenario — the Contoso Service Desk, where IT tickets take too long to be assigned and employees must chase for status. By the end of the course your lab outputs form a complete improvement package: role definition, VOC/CTQ, process maps, data collection plan, analysis, root cause, countermeasures and a control plan.</w:t>
+        <w:t>Every activity uses one continuous scenario — the Contoso Service Desk, where IT tickets take too long to be assigned and employees must chase for status. By the end of the course your activity outputs form a complete improvement package: role definition, VOC/CTQ, process maps, data collection plan, analysis, root cause, countermeasures and a control plan.</w:t>
       </w:r>
     </w:p>
     <w:p>
@@ -1371,7 +1371,7 @@
         <w:pStyle w:val="ListBullet"/>
       </w:pPr>
       <w:r>
-        <w:t>LO6: Recommend improvement and control actions to sustain gains, and continue your Lean Six Sigma development.</w:t>
+        <w:t>LO6: Recommend improvement and control actions to sustain gains, and prepare for certification.</w:t>
       </w:r>
     </w:p>
     <w:p>
@@ -1405,7 +1405,7 @@
         <w:pStyle w:val="ListBullet"/>
       </w:pPr>
       <w:r>
-        <w:t>A browser, for the interactive problem-solving tools used in the Analyze labs.</w:t>
+        <w:t>A browser, for the interactive problem-solving tools used in the Analyze activities.</w:t>
       </w:r>
     </w:p>
     <w:p>
@@ -1436,7 +1436,7 @@
     </w:p>
     <w:p>
       <w:r>
-        <w:t>Five browser-based tools are used during the labs. No installation, licence or sign-up is required, and nothing you enter leaves your browser.</w:t>
+        <w:t>Five browser-based tools are used during the activities. No installation, licence or sign-up is required, and nothing you enter leaves your browser.</w:t>
       </w:r>
     </w:p>
     <w:p>
@@ -1502,7 +1502,7 @@
         <w:pStyle w:val="ListBullet"/>
       </w:pPr>
       <w:r>
-        <w:t>Elective labs extend the same scenario with additional Lean Six Sigma tools; complete them if time allows or as post-course practice.</w:t>
+        <w:t>Elective activities extend the same scenario with additional Lean Six Sigma tools; complete them if time allows or as post-course practice.</w:t>
       </w:r>
     </w:p>
     <w:p>
@@ -1510,7 +1510,7 @@
         <w:pStyle w:val="ListBullet"/>
       </w:pPr>
       <w:r>
-        <w:t>All labs build on the same Contoso Service Desk scenario, so outputs carry forward from one lab to the next.</w:t>
+        <w:t>All activities build on the same Contoso Service Desk scenario, so outputs carry forward from one activity to the next.</w:t>
       </w:r>
     </w:p>
     <w:p>
@@ -1557,7 +1557,7 @@
         <w:pStyle w:val="ListBullet"/>
       </w:pPr>
       <w:r>
-        <w:t>Each lab folder carries its own data/ (mock data to analyse) and templates/ (worksheets to complete).</w:t>
+        <w:t>Each activity folder carries its own data/ (mock data to analyse) and templates/ (worksheets to complete).</w:t>
       </w:r>
     </w:p>
     <w:p>
@@ -1590,7 +1590,7 @@
         <w:pStyle w:val="ListBullet"/>
       </w:pPr>
       <w:r>
-        <w:t>Each lab states its objective, the deliverable you produce, the steps, and a check to confirm you are done.</w:t>
+        <w:t>Each activity states its objective, the deliverable you produce, the steps, and a check to confirm you are done.</w:t>
       </w:r>
     </w:p>
     <w:p>
@@ -1606,7 +1606,7 @@
         <w:pStyle w:val="ListBullet"/>
       </w:pPr>
       <w:r>
-        <w:t>Where a lab uses an online tool, the tool URL is shown with the step.</w:t>
+        <w:t>Where an activity uses an online tool, the tool URL is shown with the step.</w:t>
       </w:r>
     </w:p>
     <w:p>
@@ -1614,7 +1614,7 @@
         <w:pStyle w:val="ListBullet"/>
       </w:pPr>
       <w:r>
-        <w:t>Keep every lab output — they combine into your final improvement package and are your revision material.</w:t>
+        <w:t>Keep every activity output — they combine into your final improvement package and are your revision material.</w:t>
       </w:r>
     </w:p>
     <w:p>
@@ -3341,7 +3341,7 @@
     </w:p>
     <w:p>
       <w:r>
-        <w:t>Upload data/assignment-times.csv to NovaSPC for the run chart. Worked answers are in solution/pareto-table-answers.csv and solution/process-metrics-answers.csv — attempt the lab before opening them.</w:t>
+        <w:t>Upload data/assignment-times.csv to NovaSPC for the run chart. Worked answers are in solution/pareto-table-answers.csv and solution/process-metrics-answers.csv — attempt the activity before opening them.</w:t>
       </w:r>
     </w:p>
     <w:p>
@@ -4028,6 +4028,14 @@
     </w:p>
     <w:p>
       <w:pPr>
+        <w:pStyle w:val="ListBullet"/>
+      </w:pPr>
+      <w:r>
+        <w:t>A3 and handover — One-page storytelling to summarise, hand over and sustain the improvement.</w:t>
+      </w:r>
+    </w:p>
+    <w:p>
+      <w:pPr>
         <w:pStyle w:val="Heading2"/>
       </w:pPr>
       <w:r>
@@ -5144,6 +5152,20 @@
       </w:r>
       <w:r>
         <w:t>Statistical Process Control — monitoring a process over time to predict and prevent problems.</w:t>
+      </w:r>
+    </w:p>
+    <w:p>
+      <w:pPr>
+        <w:pStyle w:val="ListBullet"/>
+      </w:pPr>
+      <w:r>
+        <w:rPr>
+          <w:b/>
+        </w:rPr>
+        <w:t xml:space="preserve">A3 — </w:t>
+      </w:r>
+      <w:r>
+        <w:t>A one-page report telling the whole improvement story from background through to follow-up.</w:t>
       </w:r>
     </w:p>
     <w:p>
